--- a/fr/resume_michelmaier_fr.docx
+++ b/fr/resume_michelmaier_fr.docx
@@ -693,7 +693,7 @@
         <w:pStyle w:val="FirstParagraph"/>
       </w:pPr>
       <w:r>
-        <w:t xml:space="preserve">01/2026 - Aujourd'hui</w:t>
+        <w:t xml:space="preserve">01/2026 - 09/2026</w:t>
       </w:r>
     </w:p>
     <w:bookmarkStart w:id="29" w:name="X1c2eae5f7903c00c9cfbf70de475d6a0b1d5ef0"/>
@@ -761,7 +761,7 @@
         <w:t xml:space="preserve"> </w:t>
       </w:r>
       <w:r>
-        <w:t xml:space="preserve">au profit de l'hôpital Necker. J'avais participé au setup AWS initial de la plateforme en 2020, et son CTO m'a rappelé cinq ans plus tard pour construire son outillage de production : nous travaillons ensemble par intermittence depuis 2015, il connaît ma façon de travailler et sait sur quoi il peut compter. Le travail se fait en binôme avec lui sur un monorepo de plus d'une centaine de paquets, avec un usage intensif de Claude Code encadré par la revue et par l'exigence de couverture de tests du dépôt. À deux, nous avons livré en sept mois le virage du produit : quitter la génération de sites par configuration pour une génération assistée par IA en HTML, sans toucher au contrat d'API. J'ai construit l'atelier desktop qui produit ces sites, la couche d'agents qui le pilote et le pipeline de déploiement multi-tenant qui les met en ligne ; les parties dynamiques restent servies par des widgets réutilisables appelant les mêmes web services.</w:t>
+        <w:t xml:space="preserve">au profit de l'hôpital Necker. J'avais participé au setup AWS initial de la plateforme en 2020, et son CTO m'a rappelé cinq ans plus tard pour construire son outillage de production : nous travaillons ensemble par intermittence depuis 2015, il connaît ma façon de travailler et sait sur quoi il peut compter. Le travail s'est fait en binôme avec lui sur un monorepo de plus d'une centaine de paquets, avec un usage intensif de Claude Code encadré par la revue et par l'exigence de couverture de tests du dépôt. À deux, nous avons livré en sept mois le virage du produit : quitter la génération de sites par configuration pour une génération assistée par IA en HTML, sans toucher au contrat d'API. J'ai construit l'atelier desktop qui produit ces sites, la couche d'agents qui le pilote et le pipeline de déploiement multi-tenant qui les met en ligne ; les parties dynamiques restent servies par des widgets réutilisables appelant les mêmes web services.</w:t>
       </w:r>
     </w:p>
     <w:p>
@@ -1372,7 +1372,7 @@
         <w:t xml:space="preserve"> </w:t>
       </w:r>
       <w:r>
-        <w:t xml:space="preserve">Paris, FR</w:t>
+        <w:t xml:space="preserve">Lille, FR</w:t>
       </w:r>
     </w:p>
     <w:p>
@@ -1897,7 +1897,7 @@
         <w:t xml:space="preserve"> </w:t>
       </w:r>
       <w:r>
-        <w:t xml:space="preserve">Strasbourg, FR</w:t>
+        <w:t xml:space="preserve">Schiltigheim, FR</w:t>
       </w:r>
     </w:p>
     <w:p>

--- a/fr/resume_michelmaier_fr.docx
+++ b/fr/resume_michelmaier_fr.docx
@@ -183,7 +183,7 @@
         <w:br/>
       </w:r>
       <w:r>
-        <w:t xml:space="preserve">Ce qui a changé depuis un an, c'est ma façon de produire. Je pilote des agents de code au quotidien, Claude Code en tête, et j'intègre des modèles de langage dans les produits que je livre, y compris des modèles exécutés en local lorsque le code ne doit pas sortir de chez le client. Le gain de vitesse est réel, à condition de garder la main sur l'architecture, la revue et les tests. C'est ainsi qu'en binôme avec le directeur technique de GoTombola, nous avons livré en sept mois une application desktop, un daemon d'agents et un pipeline de déploiement multi-tenant complet.</w:t>
+        <w:t xml:space="preserve">Ce qui a changé depuis un an, c'est ma façon de produire. Je pilote des agents de code au quotidien, Claude Code en tête, et j'intègre des modèles de langage dans les produits que je livre, y compris des modèles exécutés en local lorsque le code ne doit pas sortir de chez le client. Le gain de vitesse est réel, à condition de garder la main sur l'architecture, la revue et les tests. C'est ainsi qu'en binôme avec le directeur technique de GoTombola, nous avons livré en neuf mois une application desktop, un daemon d'agents et un pipeline de déploiement multi-tenant complet.</w:t>
       </w:r>
       <w:r>
         <w:br/>
@@ -195,14 +195,7 @@
         <w:br/>
       </w:r>
       <w:r>
-        <w:rPr>
-          <w:b/>
-          <w:bCs/>
-        </w:rPr>
-        <w:t xml:space="preserve">Disponible à partir d'octobre 2026</w:t>
-      </w:r>
-      <w:r>
-        <w:t xml:space="preserve">, en télétravail depuis Strasbourg avec des déplacements réguliers chez le client.</w:t>
+        <w:t xml:space="preserve">En télétravail depuis Strasbourg avec des déplacements réguliers chez le client.</w:t>
       </w:r>
       <w:r>
         <w:br/>
@@ -761,7 +754,7 @@
         <w:t xml:space="preserve"> </w:t>
       </w:r>
       <w:r>
-        <w:t xml:space="preserve">au profit de l'hôpital Necker. J'avais participé au setup AWS initial de la plateforme en 2020, et son CTO m'a rappelé cinq ans plus tard pour construire son outillage de production : nous travaillons ensemble par intermittence depuis 2015, il connaît ma façon de travailler et sait sur quoi il peut compter. Le travail s'est fait en binôme avec lui sur un monorepo de plus d'une centaine de paquets, avec un usage intensif de Claude Code encadré par la revue et par l'exigence de couverture de tests du dépôt. À deux, nous avons livré en sept mois le virage du produit : quitter la génération de sites par configuration pour une génération assistée par IA en HTML, sans toucher au contrat d'API. J'ai construit l'atelier desktop qui produit ces sites, la couche d'agents qui le pilote et le pipeline de déploiement multi-tenant qui les met en ligne ; les parties dynamiques restent servies par des widgets réutilisables appelant les mêmes web services.</w:t>
+        <w:t xml:space="preserve">au profit de l'hôpital Necker. J'avais participé au setup AWS initial de la plateforme en 2020, et son CTO m'a rappelé cinq ans plus tard pour construire son outillage de production : nous travaillons ensemble par intermittence depuis 2015, il connaît ma façon de travailler et sait sur quoi il peut compter. Le travail s'est fait en binôme avec lui sur un monorepo de plus d'une centaine de paquets, avec un usage intensif de Claude Code encadré par la revue et par l'exigence de couverture de tests du dépôt. À deux, nous avons livré en neuf mois le virage du produit : quitter la génération de sites par configuration pour une génération assistée par IA en HTML, sans toucher au contrat d'API. J'ai construit l'atelier desktop qui produit ces sites, la couche d'agents qui le pilote et le pipeline de déploiement multi-tenant qui les met en ligne ; les parties dynamiques restent servies par des widgets réutilisables appelant les mêmes web services.</w:t>
       </w:r>
     </w:p>
     <w:p>

--- a/fr/resume_michelmaier_fr.docx
+++ b/fr/resume_michelmaier_fr.docx
@@ -2334,13 +2334,13 @@
         <w:t xml:space="preserve">2007</w:t>
       </w:r>
     </w:p>
-    <w:bookmarkStart w:id="54" w:name="Xe7ea553173956c4f1134628b561d495c39a2a18"/>
+    <w:bookmarkStart w:id="54" w:name="X454e494e9964aed816bffa949f96e71c58134da"/>
     <w:p>
       <w:pPr>
         <w:pStyle w:val="Heading4"/>
       </w:pPr>
       <w:r>
-        <w:t xml:space="preserve">BAC+5 (RNCP Niveau 1) - Expert en informatique et systèmes d'information</w:t>
+        <w:t xml:space="preserve">Bac+5, titre RNCP niveau 7 - Expert en informatique et systèmes d'information</w:t>
       </w:r>
     </w:p>
     <w:p>
